--- a/Documentos/Visión del proyecto.docx
+++ b/Documentos/Visión del proyecto.docx
@@ -4,12 +4,13 @@
   <w:body>
     <w:p>
       <w:pPr>
-        <w:shd w:val="clear" w:color="auto" w:fill="83CAEB" w:themeFill="accent1" w:themeFillTint="66"/>
+        <w:shd w:val="clear" w:color="auto" w:fill="215E99" w:themeFill="text2" w:themeFillTint="BF"/>
         <w:spacing w:line="276" w:lineRule="auto"/>
         <w:jc w:val="center"/>
         <w:rPr>
           <w:b/>
           <w:bCs/>
+          <w:color w:val="FFFFFF" w:themeColor="background1"/>
           <w:sz w:val="28"/>
           <w:szCs w:val="28"/>
         </w:rPr>
@@ -18,6 +19,7 @@
         <w:rPr>
           <w:b/>
           <w:bCs/>
+          <w:color w:val="FFFFFF" w:themeColor="background1"/>
           <w:sz w:val="28"/>
           <w:szCs w:val="28"/>
         </w:rPr>
@@ -401,7 +403,7 @@
         <w:tc>
           <w:tcPr>
             <w:tcW w:w="1554" w:type="dxa"/>
-            <w:shd w:val="clear" w:color="auto" w:fill="83CAEB" w:themeFill="accent1" w:themeFillTint="66"/>
+            <w:shd w:val="clear" w:color="auto" w:fill="215E99" w:themeFill="text2" w:themeFillTint="BF"/>
             <w:vAlign w:val="center"/>
           </w:tcPr>
           <w:p>
@@ -412,12 +414,14 @@
               <w:rPr>
                 <w:b/>
                 <w:bCs/>
+                <w:color w:val="FFFFFF" w:themeColor="background1"/>
               </w:rPr>
             </w:pPr>
             <w:r>
               <w:rPr>
                 <w:b/>
                 <w:bCs/>
+                <w:color w:val="FFFFFF" w:themeColor="background1"/>
               </w:rPr>
               <w:t>ID Función</w:t>
             </w:r>
@@ -426,7 +430,7 @@
         <w:tc>
           <w:tcPr>
             <w:tcW w:w="2835" w:type="dxa"/>
-            <w:shd w:val="clear" w:color="auto" w:fill="83CAEB" w:themeFill="accent1" w:themeFillTint="66"/>
+            <w:shd w:val="clear" w:color="auto" w:fill="215E99" w:themeFill="text2" w:themeFillTint="BF"/>
             <w:vAlign w:val="center"/>
           </w:tcPr>
           <w:p>
@@ -437,12 +441,14 @@
               <w:rPr>
                 <w:b/>
                 <w:bCs/>
+                <w:color w:val="FFFFFF" w:themeColor="background1"/>
               </w:rPr>
             </w:pPr>
             <w:r>
               <w:rPr>
                 <w:b/>
                 <w:bCs/>
+                <w:color w:val="FFFFFF" w:themeColor="background1"/>
               </w:rPr>
               <w:t>Capacidad</w:t>
             </w:r>
@@ -451,7 +457,7 @@
         <w:tc>
           <w:tcPr>
             <w:tcW w:w="4013" w:type="dxa"/>
-            <w:shd w:val="clear" w:color="auto" w:fill="83CAEB" w:themeFill="accent1" w:themeFillTint="66"/>
+            <w:shd w:val="clear" w:color="auto" w:fill="215E99" w:themeFill="text2" w:themeFillTint="BF"/>
             <w:vAlign w:val="center"/>
           </w:tcPr>
           <w:p>
@@ -462,12 +468,14 @@
               <w:rPr>
                 <w:b/>
                 <w:bCs/>
+                <w:color w:val="FFFFFF" w:themeColor="background1"/>
               </w:rPr>
             </w:pPr>
             <w:r>
               <w:rPr>
                 <w:b/>
                 <w:bCs/>
+                <w:color w:val="FFFFFF" w:themeColor="background1"/>
               </w:rPr>
               <w:t>Descripción</w:t>
             </w:r>
@@ -966,96 +974,234 @@
         <w:t xml:space="preserve"> </w:t>
       </w:r>
     </w:p>
+    <w:p>
+      <w:pPr>
+        <w:ind w:firstLine="360"/>
+        <w:rPr>
+          <w:b/>
+          <w:bCs/>
+        </w:rPr>
+      </w:pPr>
+    </w:p>
+    <w:p>
+      <w:pPr>
+        <w:rPr>
+          <w:b/>
+          <w:bCs/>
+        </w:rPr>
+      </w:pPr>
+      <w:r>
+        <w:rPr>
+          <w:b/>
+          <w:bCs/>
+        </w:rPr>
+        <w:t>3.1 Requisitos funcionales</w:t>
+      </w:r>
+    </w:p>
+    <w:p>
+      <w:pPr>
+        <w:ind w:left="426"/>
+      </w:pPr>
+      <w:r>
+        <w:rPr>
+          <w:b/>
+          <w:bCs/>
+        </w:rPr>
+        <w:t xml:space="preserve">REQ-F-01: </w:t>
+      </w:r>
+      <w:r>
+        <w:t>el sistema debe permitir a los usuarios</w:t>
+      </w:r>
+      <w:r>
+        <w:t xml:space="preserve"> registrarse y</w:t>
+      </w:r>
+      <w:r>
+        <w:t xml:space="preserve"> recuperar su cuenta mediante validación en su correo electrónico.</w:t>
+      </w:r>
+    </w:p>
+    <w:p>
+      <w:pPr>
+        <w:ind w:left="426"/>
+      </w:pPr>
+      <w:r>
+        <w:rPr>
+          <w:b/>
+          <w:bCs/>
+        </w:rPr>
+        <w:t>REQ-</w:t>
+      </w:r>
+      <w:r>
+        <w:rPr>
+          <w:b/>
+          <w:bCs/>
+        </w:rPr>
+        <w:t>F-02</w:t>
+      </w:r>
+      <w:r>
+        <w:t xml:space="preserve">: el sistema debe permitir al paciente </w:t>
+      </w:r>
+      <w:r>
+        <w:t xml:space="preserve">agendar y </w:t>
+      </w:r>
+      <w:r>
+        <w:t>cancelar una cita agendada con mínimo 2 horas de anticipación.</w:t>
+      </w:r>
+    </w:p>
+    <w:p>
+      <w:pPr>
+        <w:ind w:left="426"/>
+      </w:pPr>
+      <w:r>
+        <w:rPr>
+          <w:b/>
+          <w:bCs/>
+        </w:rPr>
+        <w:t>REQ-</w:t>
+      </w:r>
+      <w:r>
+        <w:rPr>
+          <w:b/>
+          <w:bCs/>
+        </w:rPr>
+        <w:t>F-03:</w:t>
+      </w:r>
+      <w:r>
+        <w:t xml:space="preserve"> el sistema debe evitar la duplicación de citas en el mismo horario.</w:t>
+      </w:r>
+    </w:p>
+    <w:p>
+      <w:pPr>
+        <w:ind w:left="426"/>
+      </w:pPr>
+      <w:r>
+        <w:rPr>
+          <w:b/>
+          <w:bCs/>
+        </w:rPr>
+        <w:t>REQ-</w:t>
+      </w:r>
+      <w:r>
+        <w:rPr>
+          <w:b/>
+          <w:bCs/>
+        </w:rPr>
+        <w:t xml:space="preserve">F04: </w:t>
+      </w:r>
+      <w:r>
+        <w:t>el sistema debe mostrar mensajes de error cuando los datos ingresados no son correctos.</w:t>
+      </w:r>
+    </w:p>
+    <w:p>
+      <w:pPr>
+        <w:rPr>
+          <w:b/>
+          <w:bCs/>
+        </w:rPr>
+      </w:pPr>
+    </w:p>
+    <w:p>
+      <w:pPr>
+        <w:rPr>
+          <w:b/>
+          <w:bCs/>
+        </w:rPr>
+      </w:pPr>
+      <w:r>
+        <w:rPr>
+          <w:b/>
+          <w:bCs/>
+        </w:rPr>
+        <w:t>3.2 Requisitos no funcionales</w:t>
+      </w:r>
+    </w:p>
+    <w:p>
+      <w:pPr>
+        <w:ind w:left="426"/>
+      </w:pPr>
+      <w:r>
+        <w:rPr>
+          <w:b/>
+          <w:bCs/>
+        </w:rPr>
+        <w:t>REQ-NF-01:</w:t>
+      </w:r>
+      <w:r>
+        <w:t xml:space="preserve"> las contraseñas de los usuarios deben almacenarse en la base de      datos utilizando los mecanismos de seguridad.</w:t>
+      </w:r>
+    </w:p>
+    <w:p>
+      <w:pPr>
+        <w:ind w:left="426"/>
+      </w:pPr>
+      <w:r>
+        <w:rPr>
+          <w:b/>
+          <w:bCs/>
+        </w:rPr>
+        <w:t>REQ-</w:t>
+      </w:r>
+      <w:r>
+        <w:rPr>
+          <w:b/>
+          <w:bCs/>
+        </w:rPr>
+        <w:t>NF-02:</w:t>
+      </w:r>
+      <w:r>
+        <w:t xml:space="preserve"> la interfaz grafica debe ser responsiva garantizando una navegación fluida.</w:t>
+      </w:r>
+    </w:p>
+    <w:p>
+      <w:pPr>
+        <w:ind w:left="426"/>
+      </w:pPr>
+      <w:r>
+        <w:rPr>
+          <w:b/>
+          <w:bCs/>
+        </w:rPr>
+        <w:t>REQ-</w:t>
+      </w:r>
+      <w:r>
+        <w:rPr>
+          <w:b/>
+          <w:bCs/>
+        </w:rPr>
+        <w:t>NF-03:</w:t>
+      </w:r>
+      <w:r>
+        <w:t xml:space="preserve"> el tiempo de respuesta del sistema al cargar la agenda no debe superar los 3 segundos bajo condiciones normales.</w:t>
+      </w:r>
+    </w:p>
+    <w:p>
+      <w:pPr>
+        <w:ind w:left="426"/>
+      </w:pPr>
+      <w:r>
+        <w:rPr>
+          <w:b/>
+          <w:bCs/>
+        </w:rPr>
+        <w:t>REQ-</w:t>
+      </w:r>
+      <w:r>
+        <w:rPr>
+          <w:b/>
+          <w:bCs/>
+        </w:rPr>
+        <w:t>NF-04</w:t>
+      </w:r>
+      <w:r>
+        <w:t>: el sistema debe estar disponible para el usuario 24 horas al día, 7 días a la semana con periodos de mantenimiento no mayorea a 1 hora semanal.</w:t>
+      </w:r>
+    </w:p>
     <w:p/>
     <w:p>
       <w:r>
-        <w:t>Bajo IEEE 29148, esta sección no contiene las historias de usuario detalladas, sino las necesidades macro del negocio y del sistema:</w:t>
+        <w:t xml:space="preserve">    </w:t>
       </w:r>
     </w:p>
     <w:p/>
-    <w:p>
-      <w:r>
-        <w:t xml:space="preserve">    3.1 Requisitos Funcionales Globales (Global </w:t>
-      </w:r>
-      <w:proofErr w:type="spellStart"/>
-      <w:r>
-        <w:t>Functional</w:t>
-      </w:r>
-      <w:proofErr w:type="spellEnd"/>
-      <w:r>
-        <w:t xml:space="preserve"> </w:t>
-      </w:r>
-      <w:proofErr w:type="spellStart"/>
-      <w:r>
-        <w:t>Requirements</w:t>
-      </w:r>
-      <w:proofErr w:type="spellEnd"/>
-      <w:r>
-        <w:t>): Capacidades mayores del sistema descritas desde la perspectiva del negocio.</w:t>
-      </w:r>
-    </w:p>
-    <w:p/>
-    <w:p>
-      <w:r>
-        <w:t xml:space="preserve">    3.2 Requisitos No Funcionales (Non-</w:t>
-      </w:r>
-      <w:proofErr w:type="spellStart"/>
-      <w:r>
-        <w:t>functional</w:t>
-      </w:r>
-      <w:proofErr w:type="spellEnd"/>
-      <w:r>
-        <w:t xml:space="preserve"> </w:t>
-      </w:r>
-      <w:proofErr w:type="spellStart"/>
-      <w:r>
-        <w:t>Requirements</w:t>
-      </w:r>
-      <w:proofErr w:type="spellEnd"/>
-      <w:r>
-        <w:t xml:space="preserve"> / </w:t>
-      </w:r>
-      <w:proofErr w:type="spellStart"/>
-      <w:r>
-        <w:t>System</w:t>
-      </w:r>
-      <w:proofErr w:type="spellEnd"/>
-      <w:r>
-        <w:t xml:space="preserve"> </w:t>
-      </w:r>
-      <w:proofErr w:type="spellStart"/>
-      <w:r>
-        <w:t>Attributes</w:t>
-      </w:r>
-      <w:proofErr w:type="spellEnd"/>
-      <w:r>
-        <w:t>):</w:t>
-      </w:r>
-    </w:p>
-    <w:p/>
-    <w:p>
-      <w:r>
-        <w:t xml:space="preserve">        Usabilidad: Facilidad de navegación para pacientes de la tercera edad.</w:t>
-      </w:r>
-    </w:p>
-    <w:p/>
-    <w:p>
-      <w:r>
-        <w:t xml:space="preserve">        Seguridad: Mecanismos de autenticación y protección de datos personales.</w:t>
-      </w:r>
-    </w:p>
-    <w:p/>
-    <w:p>
-      <w:r>
-        <w:t xml:space="preserve">        Disponibilidad: Tiempo en línea requerido para que los pacientes agenden 24/7.</w:t>
-      </w:r>
-    </w:p>
-    <w:p/>
-    <w:p>
-      <w:r>
-        <w:t xml:space="preserve">        Rendimiento: Tiempos de respuesta al consultar agendas médicas disponibles</w:t>
-      </w:r>
-    </w:p>
     <w:sectPr>
       <w:pgSz w:w="12240" w:h="15840"/>
       <w:pgMar w:top="1417" w:right="1701" w:bottom="1417" w:left="1701" w:header="708" w:footer="708" w:gutter="0"/>
